--- a/MoviesTheater/doc/test_template/Test_Plan_MoviesTheater.docx
+++ b/MoviesTheater/doc/test_template/Test_Plan_MoviesTheater.docx
@@ -970,7 +970,7 @@
     <w:p/>
     <w:p>
       <w:r>
-        <w:t>Ghi chú: Nhóm 3 (Ticket Booking &amp; Payment) được chọn ưu tiên cao nhất vì là luồng nghiệp vụ lõi (core flow) của hệ thống — phù hợp làm đối tượng cho Use Case Testing (mục 6.2); Decision Table Testing dùng ví dụ Quản lý vòng đời khuyến mãi (Nhóm 5) vì không phụ thuộc dữ liệu khuyến mãi còn hiệu lực có sẵn.</w:t>
+        <w:t>Ghi chú: Nhóm 3 (Ticket Booking &amp; Payment) được chọn ưu tiên cao nhất vì là luồng nghiệp vụ lõi (core flow) của hệ thống — phù hợp làm đối tượng cho Use Case Testing (mục 6.2); Decision Table Testing dùng chức năng Đăng ký tài khoản (Register — UC01, Nhóm 1) vì các điều kiện đầu vào (họ tên/email/mật khẩu/xác nhận mật khẩu/số điện thoại + email đã tồn tại hay chưa) không phụ thuộc dữ liệu nghiệp vụ có sẵn (vé, lịch chiếu, khuyến mãi còn hiệu lực...), có thể tạo dữ liệu test độc lập qua form đăng ký.</w:t>
       </w:r>
     </w:p>
     <w:p>
@@ -1089,7 +1089,7 @@
     </w:p>
     <w:p>
       <w:r>
-        <w:t>Chọn 01 chức năng/màn hình có nhiều điều kiện đầu vào kết hợp để xây dựng Decision Table, ví dụ (nhóm sẽ chốt phương án cụ thể ở giai đoạn thiết kế):</w:t>
+        <w:t>Chọn 01 chức năng/màn hình có nhiều điều kiện đầu vào kết hợp để xây dựng Decision Table. Đối tượng đã chốt:</w:t>
       </w:r>
     </w:p>
     <w:p>
@@ -1097,15 +1097,7 @@
         <w:pStyle w:val="Duudong"/>
       </w:pPr>
       <w:r>
-        <w:t>Quản lý vòng đời khuyến mãi (Promotion Lifecycle Management — UC42/UC43): điều kiện trạng thái hiện tại (expired/inactive), đã có hóa đơn thanh toán tham chiếu hay chưa, đã từng được áp dụng hay chưa — quyết định Manager được phép Reactivate/Hard Delete hay bị từ chối.</w:t>
-      </w:r>
-    </w:p>
-    <w:p>
-      <w:pPr>
-        <w:pStyle w:val="Duudong"/>
-      </w:pPr>
-      <w:r>
-        <w:t>Hoặc: Tạo mới khuyến mãi (loại giảm giá % hay số tiền cố định × ràng buộc giá trị/ngày hiệu lực).</w:t>
+        <w:t>Đăng ký tài khoản (Register — UC01): điều kiện họ tên/email/mật khẩu/xác nhận mật khẩu/số điện thoại có hợp lệ hay không, và email đã tồn tại trong hệ thống hay chưa — quyết định RegisterController chấp nhận tạo tài khoản mới (Account + UserProfile) hay từ chối kèm thông báo lỗi tương ứng cho từng trường.</w:t>
       </w:r>
     </w:p>
     <w:p>
@@ -3356,10 +3348,7 @@
           </w:tcPr>
           <w:p>
             <w:r>
-              <w:rPr>
-                <w:sz w:val="20"/>
-              </w:rPr>
-              <w:t>1 chức năng nhiều điều kiện kết hợp, VD: Quản lý vòng đời khuyến mãi (Reactivate/Hard Delete)</w:t>
+              <w:t>Đăng ký tài khoản (Register — UC01): họ tên/email/mật khẩu/xác nhận mật khẩu/số điện thoại hợp lệ + kiểm tra email trùng trong DB</w:t>
             </w:r>
           </w:p>
         </w:tc>
